--- a/Entregas/Sprint 2/Desenvolvimento Backend/H5 - Implementar pipeline de síntese via LLM/PSP2 - S2T24 - Chunking para Documentos Grandes.docx
+++ b/Entregas/Sprint 2/Desenvolvimento Backend/H5 - Implementar pipeline de síntese via LLM/PSP2 - S2T24 - Chunking para Documentos Grandes.docx
@@ -46,6 +46,62 @@
       </w:pPr>
       <w:r>
         <w:t xml:space="preserve"/>
+      </w:r>
+    </w:p>
+    <w:p>
+      <w:pPr>
+        <w:pStyle w:val="Heading2"/>
+        <w:spacing w:after="180" w:before="120"/>
+      </w:pPr>
+      <w:r>
+        <w:rPr>
+          <w:rFonts w:ascii="Arial" w:cs="Arial" w:eastAsia="Arial" w:hAnsi="Arial"/>
+          <w:b/>
+          <w:bCs/>
+          <w:color w:val="1F3864"/>
+          <w:sz w:val="28"/>
+          <w:szCs w:val="28"/>
+        </w:rPr>
+        <w:t xml:space="preserve">📖 Em palavras simples</w:t>
+      </w:r>
+    </w:p>
+    <w:p>
+      <w:pPr>
+        <w:spacing w:after="180"/>
+      </w:pPr>
+      <w:r>
+        <w:rPr>
+          <w:rFonts w:ascii="Arial" w:cs="Arial" w:eastAsia="Arial" w:hAnsi="Arial"/>
+          <w:sz w:val="22"/>
+          <w:szCs w:val="22"/>
+        </w:rPr>
+        <w:t xml:space="preserve">A IA tem um limite de quanto texto consegue “olhar” de uma vez (janela de contexto). Documentos curtos cabem inteiros. Documentos grandes (livro, apostila completa, slide de 100 páginas) não cabem — e se a gente tentar mandar tudo de uma vez, a IA recusa ou perde qualidade.</w:t>
+      </w:r>
+    </w:p>
+    <w:p>
+      <w:pPr>
+        <w:spacing w:after="180"/>
+      </w:pPr>
+      <w:r>
+        <w:rPr>
+          <w:rFonts w:ascii="Arial" w:cs="Arial" w:eastAsia="Arial" w:hAnsi="Arial"/>
+          <w:sz w:val="22"/>
+          <w:szCs w:val="22"/>
+        </w:rPr>
+        <w:t xml:space="preserve">A solução é “chunking”: cortar o documento em pedaços (chunks) com sobreposição (pra não cortar uma fórmula no meio), sintetizar cada pedaço separadamente, e depois costurar os resultados num resumo coerente. Pensa como ler um livro: você lê capítulo por capítulo, faz nota de cada um, e no fim tem um resumo do livro inteiro.</w:t>
+      </w:r>
+    </w:p>
+    <w:p>
+      <w:pPr>
+        <w:spacing w:after="180"/>
+      </w:pPr>
+      <w:r>
+        <w:rPr>
+          <w:rFonts w:ascii="Arial" w:cs="Arial" w:eastAsia="Arial" w:hAnsi="Arial"/>
+          <w:sz w:val="22"/>
+          <w:szCs w:val="22"/>
+        </w:rPr>
+        <w:t xml:space="preserve">Por que isso importa? Sem chunking, todo documento acima de ~50 mil caracteres (uma apostila típica) falha. Com chunking, o pipeline lida com documentos de qualquer tamanho, que é exatamente o caso de uso real do aluno na semana de prova (apostila inteira, livro de exercícios). Essa entrega está planejada e documentada — a implementação efetiva está agendada pra próxima iteração.</w:t>
       </w:r>
     </w:p>
     <w:p>
